--- a/Pharmacology I Exam 1/pharm-exam-1-killers-commons-zebras.docx
+++ b/Pharmacology I Exam 1/pharm-exam-1-killers-commons-zebras.docx
@@ -142,7 +142,7 @@
                 <w:b w:val="0"/>
                 <w:i w:val="0"/>
               </w:rPr>
-              <w:t xml:space="preserve"> The side-effects reference on this site is organised by drug, which is the right shape for looking something up and the wrong shape for revising. This one is organised the way he said he thinks about them, which is the shape the question comes in. Use both: </w:t>
+              <w:t xml:space="preserve"> The side-effects reference on this site is organized by drug, which is the right shape for looking something up and the wrong shape for revising. This one is organized the way he said he thinks about them, which is the shape the question comes in. Use both: </w:t>
             </w:r>
             <w:r>
               <w:rPr>
@@ -626,7 +626,7 @@
           <w:b w:val="0"/>
           <w:i w:val="0"/>
         </w:rPr>
-        <w:t xml:space="preserve"> The deck instructs monitoring for signs of developing depression, and the drug is also contraindicated in pregnancy and breastfeeding with the iPledge programme attached.</w:t>
+        <w:t xml:space="preserve"> The deck instructs monitoring for signs of developing depression, and the drug is also contraindicated in pregnancy and breastfeeding with the iPledge program attached.</w:t>
       </w:r>
     </w:p>
     <w:p>
@@ -985,7 +985,7 @@
           <w:b w:val="0"/>
           <w:i w:val="0"/>
         </w:rPr>
-        <w:t>Gastrointestinal upset — nausea, vomiting, diarrhoea</w:t>
+        <w:t>Gastrointestinal upset — nausea, vomiting, diarrhea</w:t>
       </w:r>
     </w:p>
     <w:p>
@@ -1047,7 +1047,7 @@
           <w:b w:val="0"/>
           <w:i w:val="0"/>
         </w:rPr>
-        <w:t>Hypersensitivity reaction, rash, diarrhoea</w:t>
+        <w:t>Hypersensitivity reaction, rash, diarrhea</w:t>
       </w:r>
     </w:p>
     <w:p>
@@ -1544,7 +1544,7 @@
           <w:b/>
           <w:i w:val="0"/>
         </w:rPr>
-        <w:t>Tooth discolouration and depression of skeletal growth</w:t>
+        <w:t>Tooth discoloration and depression of skeletal growth</w:t>
       </w:r>
       <w:r>
         <w:rPr>
@@ -1582,7 +1582,7 @@
           <w:b w:val="0"/>
           <w:i w:val="0"/>
         </w:rPr>
-        <w:t xml:space="preserve"> as where a class breaks the common pattern. Doxycycline discolours more than the others; avoid under </w:t>
+        <w:t xml:space="preserve"> as where a class breaks the common pattern. Doxycycline discolors more than the others; avoid under </w:t>
       </w:r>
       <w:r>
         <w:rPr>
@@ -1957,33 +1957,7 @@
           <w:b w:val="0"/>
           <w:i w:val="0"/>
         </w:rPr>
-        <w:t>← Back to Homepage</w:t>
-      </w:r>
-    </w:p>
-    <w:p>
-      <w:pPr>
-        <w:spacing w:after="120"/>
-      </w:pPr>
-      <w:r>
-        <w:rPr>
-          <w:b w:val="0"/>
-          <w:i w:val="0"/>
-        </w:rPr>
-        <w:t xml:space="preserve">★ </w:t>
-      </w:r>
-      <w:r>
-        <w:rPr>
-          <w:b w:val="0"/>
-          <w:i w:val="0"/>
-        </w:rPr>
-        <w:t>If you see any mistakes, click here to report it</w:t>
-      </w:r>
-      <w:r>
-        <w:rPr>
-          <w:b w:val="0"/>
-          <w:i w:val="0"/>
-        </w:rPr>
-        <w:t xml:space="preserve"> ★</w:t>
+        <w:t xml:space="preserve"> The framework quotes are verified against the review recording before this page is written. The recording stays on the course owner's machine and is never copied into this repo. </w:t>
       </w:r>
     </w:p>
     <w:sectPr>
